--- a/Volume 1/Chapter 04 - Databases/SPA_Vol1_Ch4_Lesson4_3_SQL_Basics.docx
+++ b/Volume 1/Chapter 04 - Databases/SPA_Vol1_Ch4_Lesson4_3_SQL_Basics.docx
@@ -207,10 +207,7 @@
         <w:pStyle w:val="ListBullet"/>
       </w:pPr>
       <w:r>
-        <w:t>Send one statement per call. The C, C++, Go, and TypeScript connectors refuse two in one call, such as SET time_zone = '+00:00'; SELECT 1: the server reports a syntax error where the second begins. The C# and Python connectors do not refuse it, so keeping to one statement per call is your job. It matters because a connector that runs a second statement lets text slipped into the SQL add a whole statement of its own; Lesson 4.5 shows this attack and its fix. Each language's What to Notice says what its conne</w:t>
-      </w:r>
-      <w:r>
-        <w:t>ctor does.</w:t>
+        <w:t>Send one statement per call. The C, C++, Go, and TypeScript connectors refuse two in one call, such as SET time_zone = '+00:00'; SELECT 1: the server reports a syntax error where the second begins. The C# and Python connectors do not refuse it, so keeping to one statement per call is your job. It matters because a connector that runs a second statement lets text slipped into the SQL add a whole statement of its own; Lesson 4.5 shows this attack and its fix. Each language's What to Notice says what its connector does.</w:t>
       </w:r>
     </w:p>
     <w:p>
@@ -1629,10 +1626,7 @@
     </w:p>
     <w:p>
       <w:r>
-        <w:t>Lesson 4.2 created spa_contacts with CREATE DATABASE IF NOT EXISTS spa_contacts; the first command below runs that statement again, so this lesson works even if you start here. IF NOT EXISTS makes it safe to repeat: when the database is already there, the statement does nothing. Then send the lesson's query from the mysql client before any program sends it. Remember, MYSQL_PWD lasts only until the block's last line, and -e runs one statement. -D (--database) picks the database to use, as Lesson 4.2's progra</w:t>
-      </w:r>
-      <w:r>
-        <w:t>ms do, and -t prints the answer as a table.</w:t>
+        <w:t>Lesson 4.2 created spa_contacts with CREATE DATABASE IF NOT EXISTS spa_contacts; the first command below runs that statement again, so this lesson works even if you start here. IF NOT EXISTS makes it safe to repeat: when the database is already there, the statement does nothing. Then send the lesson's query from the mysql client before any program sends it. Remember, MYSQL_PWD lasts only until the block's last line, and -e runs one statement. -D (--database) picks the database to use, as Lesson 4.2's programs do, and -t prints the answer as a table.</w:t>
       </w:r>
     </w:p>
     <w:p>
@@ -1915,10 +1909,7 @@
     </w:p>
     <w:p>
       <w:r>
-        <w:t>Start with the most direct version: main reads SPA_DB_PASSWORD, connects to spa_contacts, sends SET time_zone with mysql_query and fetches nothing, sends the SELECT with mysql_query and fetches its row with mysql_store_result and mysql_fetch_row, converts the two number columns with atoi, prints them, and frees the rows and the connection. Like every Basic version in this chapter, it first checks that SPA_DB_PASSWORD is set. Like Lesson 4.0's Basic C, it also checks mysql_real_connect, because a handle that</w:t>
-      </w:r>
-      <w:r>
-        <w:t xml:space="preserve"> never connected would crash at mysql_fetch_row. Every new step is commented, so read the comments as you type it.</w:t>
+        <w:t>Start with the most direct version: main reads SPA_DB_PASSWORD, connects to spa_contacts, sends SET time_zone with mysql_query and fetches nothing, sends the SELECT with mysql_query and fetches its row with mysql_store_result and mysql_fetch_row, converts the two number columns with atoi, prints them, and frees the rows and the connection. Like every Basic version in this chapter, it first checks that SPA_DB_PASSWORD is set. Like Lesson 4.0's Basic C, it also checks mysql_real_connect, because a handle that never connected would crash at mysql_fetch_row. Every new step is commented, so read the comments as you type it.</w:t>
       </w:r>
     </w:p>
     <w:p>
@@ -3859,10 +3850,7 @@
     </w:p>
     <w:p>
       <w:r>
-        <w:t>Start with the most direct version: main reads SPA_DB_PASSWORD, connects, picks spa_contacts with setSchema, sends SET time_zone with execute, sends the SELECT with executeQuery, reads the row's three columns with getString and getInt, and prints them; the std::unique_ptr objects close everything when main ends. Like every Basic version in this chapter, it first checks that SPA_DB_PASSWORD is set. After that, it trusts every step; the Production-Minded version checks them. Every new step is commented, so re</w:t>
-      </w:r>
-      <w:r>
-        <w:t>ad the comments as you type it.</w:t>
+        <w:t>Start with the most direct version: main reads SPA_DB_PASSWORD, connects, picks spa_contacts with setSchema, sends SET time_zone with execute, sends the SELECT with executeQuery, reads the row's three columns with getString and getInt, and prints them; the std::unique_ptr objects close everything when main ends. Like every Basic version in this chapter, it first checks that SPA_DB_PASSWORD is set. After that, it trusts every step; the Production-Minded version checks them. Every new step is commented, so read the comments as you type it.</w:t>
       </w:r>
     </w:p>
     <w:p>
@@ -5659,10 +5647,7 @@
     </w:p>
     <w:p>
       <w:r>
-        <w:t>Start with the most direct version: Main reads SPA_DB_PASSWORD, opens a connection to spa_contacts, runs SET time_zone with ExecuteNonQuery, runs the SELECT with ExecuteReader, reads the row's three columns with GetString and GetInt32, and prints them; using closes the reader, the commands, and the connection when Main ends. Like every Basic version in this chapter, it first checks that SPA_DB_PASSWORD is set. After that, it trusts every step; the Production-Minded version checks them. Every new step is com</w:t>
-      </w:r>
-      <w:r>
-        <w:t>mented, so read the comments as you type it.</w:t>
+        <w:t>Start with the most direct version: Main reads SPA_DB_PASSWORD, opens a connection to spa_contacts, runs SET time_zone with ExecuteNonQuery, runs the SELECT with ExecuteReader, reads the row's three columns with GetString and GetInt32, and prints them; using closes the reader, the commands, and the connection when Main ends. Like every Basic version in this chapter, it first checks that SPA_DB_PASSWORD is set. After that, it trusts every step; the Production-Minded version checks them. Every new step is commented, so read the comments as you type it.</w:t>
       </w:r>
     </w:p>
     <w:p>
@@ -7527,10 +7512,7 @@
     </w:p>
     <w:p>
       <w:r>
-        <w:t>Start with the most direct version: main reads SPA_DB_PASSWORD, fills the settings record with spa_contacts as DBName, opens the pool and connects with Ping, runs SET time_zone with Exec, runs the SELECT with QueryRow, copies the row's three columns into a string and two ints with Scan, prints them, and closes the pool. Like every Basic version in this chapter, it first checks that SPA_DB_PASSWORD is set. It also checks sql.Open's and Ping's error values, because every later step needs the connection; after</w:t>
-      </w:r>
-      <w:r>
-        <w:t xml:space="preserve"> that it trusts Exec and QueryRow. Every new step is commented, so read the comments as you type it.</w:t>
+        <w:t>Start with the most direct version: main reads SPA_DB_PASSWORD, fills the settings record with spa_contacts as DBName, opens the pool and connects with Ping, runs SET time_zone with Exec, runs the SELECT with QueryRow, copies the row's three columns into a string and two ints with Scan, prints them, and closes the pool. Like every Basic version in this chapter, it first checks that SPA_DB_PASSWORD is set. It also checks sql.Open's and Ping's error values, because every later step needs the connection; after that it trusts Exec and QueryRow. Every new step is commented, so read the comments as you type it.</w:t>
       </w:r>
     </w:p>
     <w:p>
@@ -11769,10 +11751,7 @@
     </w:p>
     <w:p>
       <w:r>
-        <w:t>The Production-Minded version prints the same lines. connectDatabase, Lesson 4.2's, connects to the database it is given and returns the connection, or throws an Error naming the database, the server, and the reason; reasonOf, also Lesson 4.2's, reads an error's message. showLiteralRow runs the execute and the query and throws when the array of rows is empty; a statement the server refuses throws an Error. main's outer catch reports either as one Error line, and the inner try ... finally ends the connection</w:t>
-      </w:r>
-      <w:r>
-        <w:t>.</w:t>
+        <w:t>The Production-Minded version prints the same lines. connectDatabase, Lesson 4.2's, connects to the database it is given and returns the connection, or throws an Error naming the database, the server, and the reason; reasonOf, also Lesson 4.2's, reads an error's message. showLiteralRow runs the execute and the query and throws when the array of rows is empty; a statement the server refuses throws an Error. main's outer catch reports either as one Error line, and the inner try ... finally ends the connection.</w:t>
       </w:r>
     </w:p>
     <w:p>
@@ -12846,10 +12825,7 @@
     </w:p>
     <w:p>
       <w:r>
-        <w:t>These are the files the setup commands wrote, shown here so you can check yours. Each .csproj names MySqlConnector 2.6.2 in a PackageReference. go.mod names this lesson's Go module, example.com/literalquery, requires the driver at v1.10.1, and lists filippo.io/edwards25519, a package the driver itself uses, as indirect. package.json names mysql2 3.24.5 under dependencies. Your go line shows your own Go version, your go.mod marks the driver // indirect too, because go get ran before the .go files existed, an</w:t>
-      </w:r>
-      <w:r>
-        <w:t>d the blank lines and the order of the package.json fields may differ.</w:t>
+        <w:t>These are the files the setup commands wrote, shown here so you can check yours. Each .csproj names MySqlConnector 2.6.2 in a PackageReference. go.mod names this lesson's Go module, example.com/literalquery, requires the driver at v1.10.1, and lists filippo.io/edwards25519, a package the driver itself uses, as indirect. package.json names mysql2 3.24.5 under dependencies. Your go line shows your own Go version, your go.mod marks the driver // indirect too, because go get ran before the .go files existed, and the blank lines and the order of the package.json fields may differ.</w:t>
       </w:r>
     </w:p>
     <w:p>
@@ -13633,10 +13609,7 @@
     </w:p>
     <w:p>
       <w:r>
-        <w:t>The Chapter 4 project, the Database-Backed Contact Manager, talks to spa_contacts only through statements like these. It executes statements that return no rows to create its table (Lesson 4.4) and to add, change, and delete contacts (Lessons 4.5, 4.7, and 4.8), and it queries to list and filter them (Lessons 4.6 and 4.9). Reading a row's columns into program values of the right type is how the project will read each contact: its id as a whole number, and its name, email, and phone as text. connect_database</w:t>
-      </w:r>
-      <w:r>
-        <w:t xml:space="preserve"> (connectDatabase, ConnectDatabase) is the same connection as Lesson 4.2's, and show_literal_row (showLiteralRow, ShowLiteralRow) is the shape the project's list step takes once a FROM clause names the contacts table.</w:t>
+        <w:t>The Chapter 4 project, the Database-Backed Contact Manager, talks to spa_contacts only through statements like these. It executes statements that return no rows to create its table (Lesson 4.4) and to add, change, and delete contacts (Lessons 4.5, 4.7, and 4.8), and it queries to list and filter them (Lessons 4.6 and 4.9). Reading a row's columns into program values of the right type is how the project will read each contact: its id as a whole number, and its name, email, and phone as text. connect_database (connectDatabase, ConnectDatabase) is the same connection as Lesson 4.2's, and show_literal_row (showLiteralRow, ShowLiteralRow) is the shape the project's list step takes once a FROM clause names the contacts table.</w:t>
       </w:r>
     </w:p>
     <w:p>
@@ -14204,10 +14177,7 @@
     </w:p>
     <w:p>
       <w:r>
-        <w:t>A SQL statement is keywords, clauses, and values: text in single quotes, with a quote inside written twice, numbers bare, and expressions the server works out, each answer column named with AS. A program sends one statement per call, with no semicolon, and uses one of two kinds of call: execute for a statement that returns no rows, such as SET time_zone = '+00:00', and query for one that returns rows, such as SELECT. The answer is typed, and each connector turns a column into the language's own text or numb</w:t>
-      </w:r>
-      <w:r>
-        <w:t>er when the program reads it; C's API hands back text, which atoi converts. A statement is always fixed text in the program, never joined from outside text, because a quote in that text would end the SQL text early; Lesson 4.5 shows parameters, the fix. Lesson 4.4 uses execute to create the contacts table.</w:t>
+        <w:t>A SQL statement is keywords, clauses, and values: text in single quotes, with a quote inside written twice, numbers bare, and expressions the server works out, each answer column named with AS. A program sends one statement per call, with no semicolon, and uses one of two kinds of call: execute for a statement that returns no rows, such as SET time_zone = '+00:00', and query for one that returns rows, such as SELECT. The answer is typed, and each connector turns a column into the language's own text or number when the program reads it; C's API hands back text, which atoi converts. A statement is always fixed text in the program, never joined from outside text, because a quote in that text would end the SQL text early; Lesson 4.5 shows parameters, the fix. Lesson 4.4 uses execute to create the contacts table.</w:t>
       </w:r>
     </w:p>
     <w:sectPr>
